--- a/01-6个主号内容创作/合并报表抵消_发布文案/合并报表抵消_11账号全套脚本.docx
+++ b/01-6个主号内容创作/合并报表抵消_发布文案/合并报表抵消_11账号全套脚本.docx
@@ -3377,7 +3377,7 @@
         <w:pStyle w:val="Heading1"/>
       </w:pPr>
       <w:r>
-        <w:t>账号⑨ 产品种草号</w:t>
+        <w:t>账号⑨ 柯南故事号</w:t>
       </w:r>
     </w:p>
     <w:p>
@@ -3385,294 +3385,488 @@
         <w:pStyle w:val="Heading2"/>
       </w:pPr>
       <w:r>
-        <w:t>标题：备考合并报表，这本笔记真的帮了我大忙</w:t>
-      </w:r>
-    </w:p>
-    <w:p>
-      <w:r>
-        <w:t>【第一张·封面】</w:t>
-      </w:r>
-    </w:p>
-    <w:p>
-      <w:r>
-        <w:t>备考中级合并报表</w:t>
-      </w:r>
-    </w:p>
-    <w:p>
-      <w:r>
-        <w:t>这本笔记真的帮了我大忙</w:t>
-      </w:r>
-    </w:p>
-    <w:p/>
-    <w:p>
-      <w:r>
-        <w:t>【第二张·痛点·合并报表为什么那么难学】</w:t>
-      </w:r>
-    </w:p>
-    <w:p>
-      <w:r>
-        <w:t>合并报表，是中级会计实务里公认最难的一章。</w:t>
-      </w:r>
-    </w:p>
-    <w:p/>
-    <w:p>
-      <w:r>
-        <w:t>难不在分录多，而在逻辑绕：</w:t>
-      </w:r>
-    </w:p>
-    <w:p>
-      <w:r>
-        <w:t>你需要从"集团是一个整体"的视角重新理解账本</w:t>
-      </w:r>
-    </w:p>
-    <w:p>
-      <w:r>
-        <w:t>同一笔钱，两个公司各记一遍，合并时必须消除重复</w:t>
-      </w:r>
-    </w:p>
-    <w:p/>
-    <w:p>
-      <w:r>
-        <w:t>很多人的状态：</w:t>
-      </w:r>
-    </w:p>
-    <w:p>
-      <w:r>
-        <w:t>✗ 分录背了，但不知道为什么这样做</w:t>
-      </w:r>
-    </w:p>
-    <w:p>
-      <w:r>
-        <w:t>✗ 做了抵消，但连续编制那步老是忘记</w:t>
-      </w:r>
-    </w:p>
-    <w:p>
-      <w:r>
-        <w:t>✗ 选择题知道要抵消，但选项里经常被绕进去</w:t>
-      </w:r>
-    </w:p>
-    <w:p/>
-    <w:p>
-      <w:r>
-        <w:t>根本原因：没有建立底层逻辑图，只在记表面操作。</w:t>
-      </w:r>
-    </w:p>
-    <w:p/>
-    <w:p>
-      <w:r>
-        <w:t>【第三张·产品亮点·这本笔记解决了什么】</w:t>
-      </w:r>
-    </w:p>
-    <w:p>
-      <w:r>
-        <w:t>诗雨学姐·合并报表精讲笔记，专为解决这个问题设计：</w:t>
-      </w:r>
-    </w:p>
-    <w:p/>
-    <w:p>
-      <w:r>
-        <w:t>亮点①：一张图讲透抵消底层逻辑</w:t>
-      </w:r>
-    </w:p>
-    <w:p>
-      <w:r>
-        <w:t>用视觉化的方式，把"为什么要抵消"讲清楚</w:t>
-      </w:r>
-    </w:p>
-    <w:p>
-      <w:r>
-        <w:t>理解了底层，分录自然就记住了</w:t>
-      </w:r>
-    </w:p>
-    <w:p/>
-    <w:p>
-      <w:r>
-        <w:t>亮点②：三大抵消类型完整对比</w:t>
-      </w:r>
-    </w:p>
-    <w:p>
-      <w:r>
-        <w:t>债权债务 / 存货交易 / 长投vs净资产</w:t>
-      </w:r>
-    </w:p>
-    <w:p>
-      <w:r>
-        <w:t>每种类型：场景解析 + 分录 + 考试考法 + 选项陷阱</w:t>
-      </w:r>
-    </w:p>
-    <w:p>
-      <w:r>
-        <w:t>一次搞定，不需要来回翻教材</w:t>
-      </w:r>
-    </w:p>
-    <w:p/>
-    <w:p>
-      <w:r>
-        <w:t>亮点③：连续编制专题拆解</w:t>
-      </w:r>
-    </w:p>
-    <w:p>
-      <w:r>
-        <w:t>这是历年中级真题出错率最高的考点</w:t>
-      </w:r>
-    </w:p>
-    <w:p>
-      <w:r>
-        <w:t>笔记里有两情形完整流程图：</w:t>
-      </w:r>
-    </w:p>
-    <w:p>
-      <w:r>
-        <w:t>存货未售出 vs 存货已售出，两种情形分开说清楚</w:t>
-      </w:r>
-    </w:p>
-    <w:p/>
-    <w:p>
-      <w:r>
-        <w:t>亮点④：真题考法+选项拆解</w:t>
-      </w:r>
-    </w:p>
-    <w:p>
-      <w:r>
-        <w:t>近3年高频选择题和综合题考法整理</w:t>
-      </w:r>
-    </w:p>
-    <w:p>
-      <w:r>
-        <w:t>直接告诉你：出题人最爱在哪里绕你</w:t>
-      </w:r>
-    </w:p>
-    <w:p/>
-    <w:p>
-      <w:r>
-        <w:t>【第四张·使用效果·用之前vs用之后】</w:t>
-      </w:r>
-    </w:p>
-    <w:p>
-      <w:r>
-        <w:t>用之前：</w:t>
-      </w:r>
-    </w:p>
-    <w:p>
-      <w:r>
-        <w:t>- 看完教材，合并报表还是一团雾</w:t>
-      </w:r>
-    </w:p>
-    <w:p>
-      <w:r>
-        <w:t>- 做题时经常搞不清楚要不要抵消</w:t>
-      </w:r>
-    </w:p>
-    <w:p>
-      <w:r>
-        <w:t>- 连续编制两步骤总是漏一步</w:t>
-      </w:r>
-    </w:p>
-    <w:p/>
-    <w:p>
-      <w:r>
-        <w:t>用之后：</w:t>
-      </w:r>
-    </w:p>
-    <w:p>
-      <w:r>
-        <w:t>- 建立了"集团是一个整体"的思维框架</w:t>
-      </w:r>
-    </w:p>
-    <w:p>
-      <w:r>
-        <w:t>- 看到内部交易，自动判断是否需要抵消</w:t>
-      </w:r>
-    </w:p>
-    <w:p>
-      <w:r>
-        <w:t>- 连续编制两步操作，不再漏</w:t>
-      </w:r>
-    </w:p>
-    <w:p/>
-    <w:p>
-      <w:r>
-        <w:t>数据参考：</w:t>
-      </w:r>
-    </w:p>
-    <w:p>
-      <w:r>
-        <w:t>使用笔记备考的学员，合并报表模块选择题正确率提升约30%-40%。</w:t>
-      </w:r>
-    </w:p>
-    <w:p/>
-    <w:p>
-      <w:r>
-        <w:t>【第五张·适合人群·哪些同学最需要它】</w:t>
-      </w:r>
-    </w:p>
-    <w:p>
-      <w:r>
-        <w:t>✅ 最适合：</w:t>
-      </w:r>
-    </w:p>
-    <w:p>
-      <w:r>
-        <w:t>- 看完教材合并报表那章，还是很懵的</w:t>
-      </w:r>
-    </w:p>
-    <w:p>
-      <w:r>
-        <w:t>- 分录会写，但讲不清"为什么这样做"的</w:t>
-      </w:r>
-    </w:p>
-    <w:p>
-      <w:r>
-        <w:t>- 连续编制题目总是出错的</w:t>
-      </w:r>
-    </w:p>
-    <w:p>
-      <w:r>
-        <w:t>- 距考试2-3个月，需要快速突破的</w:t>
-      </w:r>
-    </w:p>
-    <w:p/>
-    <w:p>
-      <w:r>
-        <w:t>⚠️ 不适合：</w:t>
-      </w:r>
-    </w:p>
-    <w:p>
-      <w:r>
-        <w:t>- 完全没有基础，第一遍刷教材的（建议先打基础）</w:t>
-      </w:r>
-    </w:p>
-    <w:p>
-      <w:r>
-        <w:t>- 只需要机械背分录，不在意理解的</w:t>
-      </w:r>
-    </w:p>
-    <w:p/>
-    <w:p>
-      <w:r>
-        <w:t>【第六张·引导了解】</w:t>
-      </w:r>
-    </w:p>
-    <w:p>
-      <w:r>
-        <w:t>备考中级，合并报表这章不能含糊。</w:t>
-      </w:r>
-    </w:p>
-    <w:p/>
-    <w:p>
-      <w:r>
-        <w:t>笔记翻开就能用，配合真题刷题，效果更好。</w:t>
-      </w:r>
-    </w:p>
-    <w:p/>
-    <w:p>
-      <w:r>
-        <w:t>有需要可以了解一下👇</w:t>
-      </w:r>
-    </w:p>
-    <w:p>
-      <w:r>
-        <w:t>（诗雨学姐·合并报表精讲笔记）</w:t>
+        <w:t>标题：柯南破案，顺便把合并抵消讲透了</w:t>
+      </w:r>
+    </w:p>
+    <w:p>
+      <w:r>
+        <w:t>【柯南破案讲合并报表·内部交易抵消篇】</w:t>
+      </w:r>
+    </w:p>
+    <w:p/>
+    <w:p>
+      <w:r>
+        <w:t>"毛利叔叔，集团这本总账，重复算了三次。"</w:t>
+      </w:r>
+    </w:p>
+    <w:p/>
+    <w:p>
+      <w:r>
+        <w:t>柯南放下棒球帽，看着桌上那份厚厚的合并财务报表，眼神平静地说。</w:t>
+      </w:r>
+    </w:p>
+    <w:p/>
+    <w:p>
+      <w:r>
+        <w:t>毛利事务所今天的委托人，是一家集团公司的财务总监。</w:t>
+      </w:r>
+    </w:p>
+    <w:p>
+      <w:r>
+        <w:t>她说：集团做合并报表，有几笔内部交易不知道该不该抵消，</w:t>
+      </w:r>
+    </w:p>
+    <w:p>
+      <w:r>
+        <w:t>做了抵消不知道为什么，不做又怕出错。</w:t>
+      </w:r>
+    </w:p>
+    <w:p/>
+    <w:p>
+      <w:r>
+        <w:t>毛利小五郎假装翻了翻报表，然后悄悄把它推给了旁边的柯南。</w:t>
+      </w:r>
+    </w:p>
+    <w:p/>
+    <w:p>
+      <w:r>
+        <w:t>柯南拿起放大镜，开始逐案侦查。</w:t>
+      </w:r>
+    </w:p>
+    <w:p/>
+    <w:p>
+      <w:r>
+        <w:t>---</w:t>
+      </w:r>
+    </w:p>
+    <w:p/>
+    <w:p>
+      <w:r>
+        <w:t>【案件一·内部债权债务·"应收应付双面镜骗局"】</w:t>
+      </w:r>
+    </w:p>
+    <w:p/>
+    <w:p>
+      <w:r>
+        <w:t>委托人说：母公司借给子公司500万，</w:t>
+      </w:r>
+    </w:p>
+    <w:p>
+      <w:r>
+        <w:t>母公司账上有"应收款 500万"，</w:t>
+      </w:r>
+    </w:p>
+    <w:p>
+      <w:r>
+        <w:t>子公司账上有"应付款 500万"，</w:t>
+      </w:r>
+    </w:p>
+    <w:p>
+      <w:r>
+        <w:t>合并报表里两笔都出现了。</w:t>
+      </w:r>
+    </w:p>
+    <w:p/>
+    <w:p>
+      <w:r>
+        <w:t>柯南直接说："这是集团内部一笔钱，两边各记了一次，必须消掉。"</w:t>
+      </w:r>
+    </w:p>
+    <w:p/>
+    <w:p>
+      <w:r>
+        <w:t>母公司的"应收500万"和子公司的"应付500万"，</w:t>
+      </w:r>
+    </w:p>
+    <w:p>
+      <w:r>
+        <w:t>是同一笔钱从左口袋借给右口袋。</w:t>
+      </w:r>
+    </w:p>
+    <w:p>
+      <w:r>
+        <w:t>对集团整体来说，既没有资产多出来，也没有负债多出来。</w:t>
+      </w:r>
+    </w:p>
+    <w:p/>
+    <w:p>
+      <w:r>
+        <w:t>抵消分录：</w:t>
+      </w:r>
+    </w:p>
+    <w:p>
+      <w:r>
+        <w:t>借：应付账款（子公司）500万</w:t>
+      </w:r>
+    </w:p>
+    <w:p>
+      <w:r>
+        <w:t>贷：应收账款（母公司）500万</w:t>
+      </w:r>
+    </w:p>
+    <w:p/>
+    <w:p>
+      <w:r>
+        <w:t>如果母公司已计提坏账准备，也一并抵消：</w:t>
+      </w:r>
+    </w:p>
+    <w:p>
+      <w:r>
+        <w:t>借：应收账款——坏账准备 X万</w:t>
+      </w:r>
+    </w:p>
+    <w:p>
+      <w:r>
+        <w:t>贷：资产减值损失 X万</w:t>
+      </w:r>
+    </w:p>
+    <w:p/>
+    <w:p>
+      <w:r>
+        <w:t>"应收与应付，必须同时双向清零。只删一方，报表一端会虚增。"</w:t>
+      </w:r>
+    </w:p>
+    <w:p/>
+    <w:p>
+      <w:r>
+        <w:t>---</w:t>
+      </w:r>
+    </w:p>
+    <w:p/>
+    <w:p>
+      <w:r>
+        <w:t>【案件二·内部存货交易·"未实现利润"的冤案】</w:t>
+      </w:r>
+    </w:p>
+    <w:p/>
+    <w:p>
+      <w:r>
+        <w:t>委托人又说：母公司把成本80万的商品以100万卖给子公司，</w:t>
+      </w:r>
+    </w:p>
+    <w:p>
+      <w:r>
+        <w:t>子公司期末还没卖出去，存货在账上是100万，</w:t>
+      </w:r>
+    </w:p>
+    <w:p>
+      <w:r>
+        <w:t>合并报表里，母公司确认了收入100万、利润20万。</w:t>
+      </w:r>
+    </w:p>
+    <w:p/>
+    <w:p>
+      <w:r>
+        <w:t>毛利叔叔点头：这有什么问题？</w:t>
+      </w:r>
+    </w:p>
+    <w:p>
+      <w:r>
+        <w:t>柯南：这20万利润还没有真实实现。</w:t>
+      </w:r>
+    </w:p>
+    <w:p/>
+    <w:p>
+      <w:r>
+        <w:t>对集团整体来说，商品只是从母公司仓库搬到了子公司仓库，</w:t>
+      </w:r>
+    </w:p>
+    <w:p>
+      <w:r>
+        <w:t>没有卖给集团外部的人，集团就没有真正赚到这20万。</w:t>
+      </w:r>
+    </w:p>
+    <w:p/>
+    <w:p>
+      <w:r>
+        <w:t>抵消分录（子公司期末存货未售出）：</w:t>
+      </w:r>
+    </w:p>
+    <w:p>
+      <w:r>
+        <w:t>第一步，抵消内部销售的收入和成本：</w:t>
+      </w:r>
+    </w:p>
+    <w:p>
+      <w:r>
+        <w:t>借：营业收入 100万</w:t>
+      </w:r>
+    </w:p>
+    <w:p>
+      <w:r>
+        <w:t>贷：营业成本 100万</w:t>
+      </w:r>
+    </w:p>
+    <w:p/>
+    <w:p>
+      <w:r>
+        <w:t>第二步，调减存货中包含的未实现利润：</w:t>
+      </w:r>
+    </w:p>
+    <w:p>
+      <w:r>
+        <w:t>借：营业成本 20万</w:t>
+      </w:r>
+    </w:p>
+    <w:p>
+      <w:r>
+        <w:t>贷：存货 20万</w:t>
+      </w:r>
+    </w:p>
+    <w:p/>
+    <w:p>
+      <w:r>
+        <w:t>"集团账上的存货成本应是80万，不是子公司入账的100万。"</w:t>
+      </w:r>
+    </w:p>
+    <w:p/>
+    <w:p>
+      <w:r>
+        <w:t>下一年子公司把这批货卖给外部客户，利润才真实实现，</w:t>
+      </w:r>
+    </w:p>
+    <w:p>
+      <w:r>
+        <w:t>本期反向转回：</w:t>
+      </w:r>
+    </w:p>
+    <w:p>
+      <w:r>
+        <w:t>借：存货 20万</w:t>
+      </w:r>
+    </w:p>
+    <w:p>
+      <w:r>
+        <w:t>贷：营业成本 20万</w:t>
+      </w:r>
+    </w:p>
+    <w:p/>
+    <w:p>
+      <w:r>
+        <w:t>---</w:t>
+      </w:r>
+    </w:p>
+    <w:p/>
+    <w:p>
+      <w:r>
+        <w:t>【案件三·内部固定资产交易·折旧里藏着的虚数】</w:t>
+      </w:r>
+    </w:p>
+    <w:p/>
+    <w:p>
+      <w:r>
+        <w:t>委托人追问：母公司把一台账面60万的设备，以80万卖给子公司，</w:t>
+      </w:r>
+    </w:p>
+    <w:p>
+      <w:r>
+        <w:t>子公司按80万入账折旧，这有问题吗？</w:t>
+      </w:r>
+    </w:p>
+    <w:p/>
+    <w:p>
+      <w:r>
+        <w:t>柯南：多出来那20万，对集团是虚增的——</w:t>
+      </w:r>
+    </w:p>
+    <w:p>
+      <w:r>
+        <w:t>集团没有对外卖出设备，只是内部转让。</w:t>
+      </w:r>
+    </w:p>
+    <w:p/>
+    <w:p>
+      <w:r>
+        <w:t>抵消步骤：</w:t>
+      </w:r>
+    </w:p>
+    <w:p>
+      <w:r>
+        <w:t>第一步，抵消内部设备出售产生的虚增收益：</w:t>
+      </w:r>
+    </w:p>
+    <w:p>
+      <w:r>
+        <w:t>借：营业外收入（固定资产处置收益）20万</w:t>
+      </w:r>
+    </w:p>
+    <w:p>
+      <w:r>
+        <w:t>贷：固定资产——原价 20万</w:t>
+      </w:r>
+    </w:p>
+    <w:p/>
+    <w:p>
+      <w:r>
+        <w:t>第二步，调减子公司按虚高原价多计的折旧：</w:t>
+      </w:r>
+    </w:p>
+    <w:p>
+      <w:r>
+        <w:t>（假设剩余年限5年，每年多折旧4万）</w:t>
+      </w:r>
+    </w:p>
+    <w:p>
+      <w:r>
+        <w:t>借：固定资产——累计折旧 4万</w:t>
+      </w:r>
+    </w:p>
+    <w:p>
+      <w:r>
+        <w:t>贷：管理费用（或制造费用）4万</w:t>
+      </w:r>
+    </w:p>
+    <w:p/>
+    <w:p>
+      <w:r>
+        <w:t>"固定资产每年在用，多计的折旧必须每年调回，直到设备报废或卖出。"</w:t>
+      </w:r>
+    </w:p>
+    <w:p/>
+    <w:p>
+      <w:r>
+        <w:t>---</w:t>
+      </w:r>
+    </w:p>
+    <w:p/>
+    <w:p>
+      <w:r>
+        <w:t>【案件四·连续编制·最容易忘的那步】</w:t>
+      </w:r>
+    </w:p>
+    <w:p/>
+    <w:p>
+      <w:r>
+        <w:t>委托人翻到第二年报表，问：上一年的抵消做了，今年还要做吗？</w:t>
+      </w:r>
+    </w:p>
+    <w:p/>
+    <w:p>
+      <w:r>
+        <w:t>柯南点头："这是最高频的陷阱。"</w:t>
+      </w:r>
+    </w:p>
+    <w:p/>
+    <w:p>
+      <w:r>
+        <w:t>上一年合并报表里的抵消分录，只体现在当年工作底稿，</w:t>
+      </w:r>
+    </w:p>
+    <w:p>
+      <w:r>
+        <w:t>不会自动带入下一年——子公司和母公司仍然各自独立记账，</w:t>
+      </w:r>
+    </w:p>
+    <w:p>
+      <w:r>
+        <w:t>抵消分录每年都要从头重做。</w:t>
+      </w:r>
+    </w:p>
+    <w:p/>
+    <w:p>
+      <w:r>
+        <w:t>连续编制要注意区分两种状态：</w:t>
+      </w:r>
+    </w:p>
+    <w:p>
+      <w:r>
+        <w:t>① 上年未实现，本年仍未实现——继续抵消存货未实现利润</w:t>
+      </w:r>
+    </w:p>
+    <w:p>
+      <w:r>
+        <w:t>② 上年未实现，本年已卖给外部——通过未分配利润转回：</w:t>
+      </w:r>
+    </w:p>
+    <w:p>
+      <w:r>
+        <w:t>借：未分配利润（年初）20万</w:t>
+      </w:r>
+    </w:p>
+    <w:p>
+      <w:r>
+        <w:t>贷：营业成本 20万</w:t>
+      </w:r>
+    </w:p>
+    <w:p/>
+    <w:p>
+      <w:r>
+        <w:t>"第一年抵消，第二年还要再做，不做就漏了。这是选择题年年必考的坑。"</w:t>
+      </w:r>
+    </w:p>
+    <w:p/>
+    <w:p>
+      <w:r>
+        <w:t>---</w:t>
+      </w:r>
+    </w:p>
+    <w:p/>
+    <w:p>
+      <w:r>
+        <w:t>【结案陈词·三大必考陷阱】</w:t>
+      </w:r>
+    </w:p>
+    <w:p/>
+    <w:p>
+      <w:r>
+        <w:t>柯南在白板上写下三句话：</w:t>
+      </w:r>
+    </w:p>
+    <w:p/>
+    <w:p>
+      <w:r>
+        <w:t>第一句：抵消内部债权债务必须双向同时做，应收和应付都要清零，只删一方报表会虚增。</w:t>
+      </w:r>
+    </w:p>
+    <w:p/>
+    <w:p>
+      <w:r>
+        <w:t>第二句：内部存货未卖出集团前，未实现利润永远要调减；卖出后当期反转回来，才算实现。</w:t>
+      </w:r>
+    </w:p>
+    <w:p/>
+    <w:p>
+      <w:r>
+        <w:t>第三句：连续编制每年都要重做，上年已实现的部分，通过未分配利润（年初）处理，不是直接记成本。</w:t>
+      </w:r>
+    </w:p>
+    <w:p/>
+    <w:p>
+      <w:r>
+        <w:t>"所有抵消的本质，都是一件事：</w:t>
+      </w:r>
+    </w:p>
+    <w:p>
+      <w:r>
+        <w:t>集团内部的交易，对外没有意义；</w:t>
+      </w:r>
+    </w:p>
+    <w:p>
+      <w:r>
+        <w:t>合并报表只保留集团与外部世界之间的真实往来。"</w:t>
+      </w:r>
+    </w:p>
+    <w:p/>
+    <w:p>
+      <w:r>
+        <w:t>柯南推了推眼镜，说出那句话：</w:t>
+      </w:r>
+    </w:p>
+    <w:p/>
+    <w:p>
+      <w:r>
+        <w:t>"真相只有一个！"</w:t>
+      </w:r>
+    </w:p>
+    <w:p/>
+    <w:p>
+      <w:r>
+        <w:t>——集团内部交易，两边各记一遍，合并时必须消掉那个重复。</w:t>
+      </w:r>
+    </w:p>
+    <w:p>
+      <w:r>
+        <w:t>左手转右手，不算真赚钱。</w:t>
       </w:r>
     </w:p>
     <w:p>

--- a/01-6个主号内容创作/合并报表抵消_发布文案/合并报表抵消_11账号全套脚本.docx
+++ b/01-6个主号内容创作/合并报表抵消_发布文案/合并报表抵消_11账号全套脚本.docx
@@ -3879,7 +3879,7 @@
         <w:pStyle w:val="Heading1"/>
       </w:pPr>
       <w:r>
-        <w:t>账号⑩ 使用场景号</w:t>
+        <w:t>账号⑩ 西游记故事号2</w:t>
       </w:r>
     </w:p>
     <w:p>
@@ -3887,22 +3887,225 @@
         <w:pStyle w:val="Heading2"/>
       </w:pPr>
       <w:r>
-        <w:t>标题：上班族备考中级，我是怎么突破合并报表的</w:t>
-      </w:r>
-    </w:p>
-    <w:p>
-      <w:r>
-        <w:t>【第一张·封面】</w:t>
-      </w:r>
-    </w:p>
-    <w:p>
-      <w:r>
-        <w:t>上班族备考中级</w:t>
-      </w:r>
-    </w:p>
-    <w:p>
-      <w:r>
-        <w:t>我是怎么用15分钟突破合并报表的</w:t>
+        <w:t>标题：西游记：取经路上，抵消分录年年要重做</w:t>
+      </w:r>
+    </w:p>
+    <w:p>
+      <w:r>
+        <w:t>【西游记番外·连续编制的真相：每年都要重做】</w:t>
+      </w:r>
+    </w:p>
+    <w:p/>
+    <w:p>
+      <w:r>
+        <w:t>取经路上，师徒四人遇到了一个奇怪的问题——</w:t>
+      </w:r>
+    </w:p>
+    <w:p/>
+    <w:p>
+      <w:r>
+        <w:t>去年做好的合并报表抵消分录，今年还要不要重做？</w:t>
+      </w:r>
+    </w:p>
+    <w:p/>
+    <w:p>
+      <w:r>
+        <w:t>---</w:t>
+      </w:r>
+    </w:p>
+    <w:p/>
+    <w:p>
+      <w:r>
+        <w:t>第一年，合并报表时，唐僧做了一笔内部借款抵消：</w:t>
+      </w:r>
+    </w:p>
+    <w:p>
+      <w:r>
+        <w:t>猪八戒借给沙僧500两，</w:t>
+      </w:r>
+    </w:p>
+    <w:p>
+      <w:r>
+        <w:t>借：应付账款 500两</w:t>
+      </w:r>
+    </w:p>
+    <w:p>
+      <w:r>
+        <w:t>贷：应收账款 500两</w:t>
+      </w:r>
+    </w:p>
+    <w:p>
+      <w:r>
+        <w:t>合并完成，很顺利。</w:t>
+      </w:r>
+    </w:p>
+    <w:p/>
+    <w:p>
+      <w:r>
+        <w:t>第二年，师徒又要做合并报表。</w:t>
+      </w:r>
+    </w:p>
+    <w:p>
+      <w:r>
+        <w:t>沙僧拿出去年的底稿说："去年做过了，直接用这张就行。"</w:t>
+      </w:r>
+    </w:p>
+    <w:p/>
+    <w:p>
+      <w:r>
+        <w:t>唐僧叹了口气：</w:t>
+      </w:r>
+    </w:p>
+    <w:p>
+      <w:r>
+        <w:t>"沙僧，你忘了一件事。"</w:t>
+      </w:r>
+    </w:p>
+    <w:p/>
+    <w:p>
+      <w:r>
+        <w:t>每年，八戒和沙僧各自记自己的账。</w:t>
+      </w:r>
+    </w:p>
+    <w:p>
+      <w:r>
+        <w:t>八戒账上还有"应收账款500两"，沙僧账上还有"应付账款500两"。</w:t>
+      </w:r>
+    </w:p>
+    <w:p>
+      <w:r>
+        <w:t>去年的合并底稿，只是那一年的合并工作底稿，不会自动进入今年各自的账本。</w:t>
+      </w:r>
+    </w:p>
+    <w:p/>
+    <w:p>
+      <w:r>
+        <w:t>所以第二年，还必须重新做抵消：</w:t>
+      </w:r>
+    </w:p>
+    <w:p>
+      <w:r>
+        <w:t>借：应付账款 500两</w:t>
+      </w:r>
+    </w:p>
+    <w:p>
+      <w:r>
+        <w:t>贷：应收账款 500两</w:t>
+      </w:r>
+    </w:p>
+    <w:p/>
+    <w:p>
+      <w:r>
+        <w:t>悟空问："那存货未实现利润也要重做？"</w:t>
+      </w:r>
+    </w:p>
+    <w:p/>
+    <w:p>
+      <w:r>
+        <w:t>唐僧："要，而且要区分两种状态。"</w:t>
+      </w:r>
+    </w:p>
+    <w:p/>
+    <w:p>
+      <w:r>
+        <w:t>情形一：上年存货未售出，本年仍在库——继续抵消未实现利润</w:t>
+      </w:r>
+    </w:p>
+    <w:p>
+      <w:r>
+        <w:t>（上年抵消的逻辑延续，本年仍然调减存货和利润）</w:t>
+      </w:r>
+    </w:p>
+    <w:p/>
+    <w:p>
+      <w:r>
+        <w:t>情形二：上年存货未售出，本年卖给外部了——利润实现，本年冲回</w:t>
+      </w:r>
+    </w:p>
+    <w:p>
+      <w:r>
+        <w:t>通过"未分配利润（年初）"来处理：</w:t>
+      </w:r>
+    </w:p>
+    <w:p>
+      <w:r>
+        <w:t>借：未分配利润（年初）X万（将上年调减利润冲回）</w:t>
+      </w:r>
+    </w:p>
+    <w:p>
+      <w:r>
+        <w:t>贷：营业成本 X万（本年利润正常体现）</w:t>
+      </w:r>
+    </w:p>
+    <w:p/>
+    <w:p>
+      <w:r>
+        <w:t>猪八戒记了三条：</w:t>
+      </w:r>
+    </w:p>
+    <w:p>
+      <w:r>
+        <w:t>① 债权债务抵消——每年都要重做</w:t>
+      </w:r>
+    </w:p>
+    <w:p>
+      <w:r>
+        <w:t>② 存货未实现利润——未售出继续抵；已售出通过年初未分配利润冲回</w:t>
+      </w:r>
+    </w:p>
+    <w:p>
+      <w:r>
+        <w:t>③ 所有合并底稿，都只体现当年——不会自动延续</w:t>
+      </w:r>
+    </w:p>
+    <w:p/>
+    <w:p>
+      <w:r>
+        <w:t>沙僧把这三条写在袈裟上，取经路上反复背诵。</w:t>
+      </w:r>
+    </w:p>
+    <w:p/>
+    <w:p>
+      <w:r>
+        <w:t>唐僧总结：</w:t>
+      </w:r>
+    </w:p>
+    <w:p>
+      <w:r>
+        <w:t>"连续编制的本质，是每家公司始终在独立记账，</w:t>
+      </w:r>
+    </w:p>
+    <w:p>
+      <w:r>
+        <w:t>合并工作底稿只是当年的汇总视角，不会写进任何一家公司的账本。</w:t>
+      </w:r>
+    </w:p>
+    <w:p>
+      <w:r>
+        <w:t>所以每年都要重新站在集团视角，重新做一遍抵消。"</w:t>
+      </w:r>
+    </w:p>
+    <w:p/>
+    <w:p>
+      <w:r>
+        <w:t>悟空摸了摸金箍棒：</w:t>
+      </w:r>
+    </w:p>
+    <w:p>
+      <w:r>
+        <w:t>"就是说，集团视角必须每年手动切换一次，不会自己留存。"</w:t>
+      </w:r>
+    </w:p>
+    <w:p/>
+    <w:p>
+      <w:r>
+        <w:t>唐僧点头："你说得很准确，大圣。"</w:t>
+      </w:r>
+    </w:p>
+    <w:p/>
+    <w:p>
+      <w:r>
+        <w:t>取经路不迷路，考试稳稳过！</w:t>
       </w:r>
     </w:p>
     <w:p/>
@@ -4183,7 +4386,7 @@
         <w:pStyle w:val="Heading1"/>
       </w:pPr>
       <w:r>
-        <w:t>账号⑪ 对比测评号</w:t>
+        <w:t>账号⑪ 小新故事号2</w:t>
       </w:r>
     </w:p>
     <w:p>
@@ -4191,363 +4394,228 @@
         <w:pStyle w:val="Heading2"/>
       </w:pPr>
       <w:r>
-        <w:t>标题：合并报表资料对比，哪款最适合备考中级</w:t>
-      </w:r>
-    </w:p>
-    <w:p>
-      <w:r>
-        <w:t>【第一张·封面】</w:t>
-      </w:r>
-    </w:p>
-    <w:p>
-      <w:r>
-        <w:t>备考中级合并报表</w:t>
-      </w:r>
-    </w:p>
-    <w:p>
-      <w:r>
-        <w:t>这几款资料我全用过，说说真实感受</w:t>
-      </w:r>
-    </w:p>
-    <w:p/>
-    <w:p>
-      <w:r>
-        <w:t>【第二张·测评背景·为什么测这个】</w:t>
-      </w:r>
-    </w:p>
-    <w:p>
-      <w:r>
-        <w:t>中级会计实务里，合并报表是我花时间最多、也是最纠结的一章。</w:t>
-      </w:r>
-    </w:p>
-    <w:p/>
-    <w:p>
-      <w:r>
-        <w:t>为了搞定这章，我先后用了三种资料：</w:t>
-      </w:r>
-    </w:p>
-    <w:p>
-      <w:r>
-        <w:t>📘 官方教材（全书通读）</w:t>
-      </w:r>
-    </w:p>
-    <w:p>
-      <w:r>
-        <w:t>📗 某机构网课（专题课）</w:t>
-      </w:r>
-    </w:p>
-    <w:p>
-      <w:r>
-        <w:t>📙 诗雨学姐合并报表精讲笔记</w:t>
-      </w:r>
-    </w:p>
-    <w:p/>
-    <w:p>
-      <w:r>
-        <w:t>测评维度：</w:t>
-      </w:r>
-    </w:p>
-    <w:p>
-      <w:r>
-        <w:t>① 知识点覆盖是否全面</w:t>
-      </w:r>
-    </w:p>
-    <w:p>
-      <w:r>
-        <w:t>② 逻辑讲解是否清晰</w:t>
-      </w:r>
-    </w:p>
-    <w:p>
-      <w:r>
-        <w:t>③ 复习效率（单位时间收益）</w:t>
-      </w:r>
-    </w:p>
-    <w:p>
-      <w:r>
-        <w:t>④ 价格性价比</w:t>
-      </w:r>
-    </w:p>
-    <w:p/>
-    <w:p>
-      <w:r>
-        <w:t>本文是我个人真实使用体验，有优有劣，直接说。</w:t>
-      </w:r>
-    </w:p>
-    <w:p/>
-    <w:p>
-      <w:r>
-        <w:t>【第三张·📘 官方教材】</w:t>
-      </w:r>
-    </w:p>
-    <w:p>
-      <w:r>
-        <w:t>评分：知识点覆盖 ★★★★★ / 逻辑清晰度 ★★★ / 效率 ★★</w:t>
-      </w:r>
-    </w:p>
-    <w:p/>
-    <w:p>
-      <w:r>
-        <w:t>优点：</w:t>
-      </w:r>
-    </w:p>
-    <w:p>
-      <w:r>
-        <w:t>✅ 知识点最权威最完整，考试原文来源</w:t>
-      </w:r>
-    </w:p>
-    <w:p>
-      <w:r>
-        <w:t>✅ 分录格式标准，案例来自官方</w:t>
-      </w:r>
-    </w:p>
-    <w:p>
-      <w:r>
-        <w:t>✅ 字里行间都是考点，不会有遗漏</w:t>
-      </w:r>
-    </w:p>
-    <w:p/>
-    <w:p>
-      <w:r>
-        <w:t>缺点：</w:t>
-      </w:r>
-    </w:p>
-    <w:p>
-      <w:r>
-        <w:t>✗ 行文太严谨，读起来极其枯燥</w:t>
-      </w:r>
-    </w:p>
-    <w:p>
-      <w:r>
-        <w:t>✗ 底层逻辑基本不讲，直接给结论</w:t>
-      </w:r>
-    </w:p>
-    <w:p>
-      <w:r>
-        <w:t>✗ 合并报表那章全是文字，几乎没有图</w:t>
-      </w:r>
-    </w:p>
-    <w:p>
-      <w:r>
-        <w:t>✗ 看完容易忘，需要多遍强化</w:t>
-      </w:r>
-    </w:p>
-    <w:p/>
-    <w:p>
-      <w:r>
-        <w:t>使用建议：</w:t>
-      </w:r>
-    </w:p>
-    <w:p>
-      <w:r>
-        <w:t>适合系统打基础时通读，不适合冲刺阶段直接上手复习。</w:t>
-      </w:r>
-    </w:p>
-    <w:p/>
-    <w:p>
-      <w:r>
-        <w:t>【第四张·📗 某机构网课·专题课】</w:t>
-      </w:r>
-    </w:p>
-    <w:p>
-      <w:r>
-        <w:t>评分：知识点覆盖 ★★★★ / 逻辑清晰度 ★★★★ / 效率 ★★★</w:t>
-      </w:r>
-    </w:p>
-    <w:p/>
-    <w:p>
-      <w:r>
-        <w:t>优点：</w:t>
-      </w:r>
-    </w:p>
-    <w:p>
-      <w:r>
-        <w:t>✅ 老师会讲底层逻辑，有案例有举例</w:t>
-      </w:r>
-    </w:p>
-    <w:p>
-      <w:r>
-        <w:t>✅ 视频形式，容易听进去</w:t>
-      </w:r>
-    </w:p>
-    <w:p>
-      <w:r>
-        <w:t>✅ 有课件可以配合看</w:t>
-      </w:r>
-    </w:p>
-    <w:p>
-      <w:r>
-        <w:t>✅ 部分机构有刷题配套</w:t>
-      </w:r>
-    </w:p>
-    <w:p/>
-    <w:p>
-      <w:r>
-        <w:t>缺点：</w:t>
-      </w:r>
-    </w:p>
-    <w:p>
-      <w:r>
-        <w:t>✗ 视频不方便随时翻查，找知识点要快进</w:t>
-      </w:r>
-    </w:p>
-    <w:p>
-      <w:r>
-        <w:t>✗ 老师讲解深度参差不齐（看个人）</w:t>
-      </w:r>
-    </w:p>
-    <w:p>
-      <w:r>
-        <w:t>✗ 时间成本高，合并报表专题课一般要6-10小时</w:t>
-      </w:r>
-    </w:p>
-    <w:p>
-      <w:r>
-        <w:t>✗ 不适合碎片时间利用</w:t>
-      </w:r>
-    </w:p>
-    <w:p/>
-    <w:p>
-      <w:r>
-        <w:t>使用建议：</w:t>
-      </w:r>
-    </w:p>
-    <w:p>
-      <w:r>
-        <w:t>适合系统学习阶段，时间够的话听一遍价值大，时间紧张的话效率偏低。</w:t>
-      </w:r>
-    </w:p>
-    <w:p/>
-    <w:p>
-      <w:r>
-        <w:t>【第五张·📙 诗雨学姐精讲笔记·主评对象】</w:t>
-      </w:r>
-    </w:p>
-    <w:p>
-      <w:r>
-        <w:t>评分：知识点覆盖 ★★★★ / 逻辑清晰度 ★★★★★ / 效率 ★★★★★</w:t>
-      </w:r>
-    </w:p>
-    <w:p/>
-    <w:p>
-      <w:r>
-        <w:t>优点：</w:t>
-      </w:r>
-    </w:p>
-    <w:p>
-      <w:r>
-        <w:t>✅ 用"左手转右手"的比喻，底层逻辑极其清晰</w:t>
-      </w:r>
-    </w:p>
-    <w:p>
-      <w:r>
-        <w:t>✅ 三大抵消类型，图文结合，对比清晰</w:t>
-      </w:r>
-    </w:p>
-    <w:p>
-      <w:r>
-        <w:t>✅ 连续编制专题拆解，两种情形分开说，是我见过讲得最清楚的版本</w:t>
-      </w:r>
-    </w:p>
-    <w:p>
-      <w:r>
-        <w:t>✅ 真题考法+陷阱整理，选择题针对性强</w:t>
-      </w:r>
-    </w:p>
-    <w:p>
-      <w:r>
-        <w:t>✅ 格式简洁，适合碎片时间（15分钟可翻一遍）</w:t>
-      </w:r>
-    </w:p>
-    <w:p/>
-    <w:p>
-      <w:r>
-        <w:t>缺点：</w:t>
-      </w:r>
-    </w:p>
-    <w:p>
-      <w:r>
-        <w:t>✗ 不能完全替代教材，官方考法有时与笔记侧重不同</w:t>
-      </w:r>
-    </w:p>
-    <w:p>
-      <w:r>
-        <w:t>✗ 综合题解题步骤不如网课详细（毕竟是笔记，不是教程）</w:t>
-      </w:r>
-    </w:p>
-    <w:p/>
-    <w:p>
-      <w:r>
-        <w:t>使用建议：</w:t>
-      </w:r>
-    </w:p>
-    <w:p>
-      <w:r>
-        <w:t>最适合有一定基础后用于"提效复习"，特别是连续编制这个难点。</w:t>
-      </w:r>
-    </w:p>
-    <w:p/>
-    <w:p>
-      <w:r>
-        <w:t>【第六张·综合对比表·一眼看清楚】</w:t>
-      </w:r>
-    </w:p>
-    <w:p>
-      <w:r>
-        <w:t>资料对比（合并报表这章）：</w:t>
-      </w:r>
-    </w:p>
-    <w:p/>
-    <w:p>
-      <w:r>
-        <w:t>逻辑讲解：笔记 &gt; 网课 &gt; 教材</w:t>
-      </w:r>
-    </w:p>
-    <w:p>
-      <w:r>
-        <w:t>知识点全面：教材 &gt; 网课 ≈ 笔记</w:t>
-      </w:r>
-    </w:p>
-    <w:p>
-      <w:r>
-        <w:t>复习效率：笔记 &gt; 教材 &gt; 网课（碎片时间）</w:t>
-      </w:r>
-    </w:p>
-    <w:p>
-      <w:r>
-        <w:t>价格性价比：笔记 &gt; 网课 &gt;&gt; 教材（教材贵但必备）</w:t>
-      </w:r>
-    </w:p>
-    <w:p>
-      <w:r>
-        <w:t>适合时间段：教材→基础期；网课→系统期；笔记→冲刺期</w:t>
-      </w:r>
-    </w:p>
-    <w:p/>
-    <w:p>
-      <w:r>
-        <w:t>最终推荐：</w:t>
-      </w:r>
-    </w:p>
-    <w:p/>
-    <w:p>
-      <w:r>
-        <w:t>如果只能选一个用于冲刺阶段：→ 推荐笔记</w:t>
-      </w:r>
-    </w:p>
-    <w:p>
-      <w:r>
-        <w:t>如果时间充裕要系统过一遍：→ 推荐网课</w:t>
-      </w:r>
-    </w:p>
-    <w:p>
-      <w:r>
-        <w:t>如果完全没有基础：→ 必须先看教材</w:t>
-      </w:r>
-    </w:p>
-    <w:p/>
-    <w:p>
-      <w:r>
-        <w:t>合并报表这章不能含糊，早搞定早安心。有问题欢迎来找我聊📚</w:t>
+        <w:t>标题：美冴把货卖给广志公司，小新家报表乱了</w:t>
+      </w:r>
+    </w:p>
+    <w:p>
+      <w:r>
+        <w:t>【美冴的蛋糕店·蜡笔小新合并报表番外】</w:t>
+      </w:r>
+    </w:p>
+    <w:p/>
+    <w:p>
+      <w:r>
+        <w:t>野原家今年开了两个店：</w:t>
+      </w:r>
+    </w:p>
+    <w:p>
+      <w:r>
+        <w:t>美冴的蛋糕店，和广志名下的便利店。</w:t>
+      </w:r>
+    </w:p>
+    <w:p>
+      <w:r>
+        <w:t>两个店合并出家庭总报表的时候，出问题了。</w:t>
+      </w:r>
+    </w:p>
+    <w:p/>
+    <w:p>
+      <w:r>
+        <w:t>美冴把蛋糕店的一批奶油蛋糕，以80万元卖给广志的便利店。</w:t>
+      </w:r>
+    </w:p>
+    <w:p>
+      <w:r>
+        <w:t>这批蛋糕成本50万，卖出价80万，美冴赚了30万利润。</w:t>
+      </w:r>
+    </w:p>
+    <w:p/>
+    <w:p>
+      <w:r>
+        <w:t>美冴高兴地做了账：</w:t>
+      </w:r>
+    </w:p>
+    <w:p>
+      <w:r>
+        <w:t>借：应收账款 80万</w:t>
+      </w:r>
+    </w:p>
+    <w:p>
+      <w:r>
+        <w:t>贷：营业收入 80万</w:t>
+      </w:r>
+    </w:p>
+    <w:p/>
+    <w:p>
+      <w:r>
+        <w:t>营业成本 50万 → 利润30万</w:t>
+      </w:r>
+    </w:p>
+    <w:p/>
+    <w:p>
+      <w:r>
+        <w:t>广志便利店收货，入库价格80万：</w:t>
+      </w:r>
+    </w:p>
+    <w:p>
+      <w:r>
+        <w:t>借：存货 80万</w:t>
+      </w:r>
+    </w:p>
+    <w:p>
+      <w:r>
+        <w:t>贷：应付账款 80万</w:t>
+      </w:r>
+    </w:p>
+    <w:p/>
+    <w:p>
+      <w:r>
+        <w:t>年底做合并报表，小新发现：</w:t>
+      </w:r>
+    </w:p>
+    <w:p>
+      <w:r>
+        <w:t>"爸爸，我们家报表里利润多了30万，存货也比实际贵了30万！"</w:t>
+      </w:r>
+    </w:p>
+    <w:p/>
+    <w:p>
+      <w:r>
+        <w:t>美冴放下咖啡杯，解释：</w:t>
+      </w:r>
+    </w:p>
+    <w:p>
+      <w:r>
+        <w:t>"是的，因为这30万利润，是我们家左手卖给右手赚的。</w:t>
+      </w:r>
+    </w:p>
+    <w:p>
+      <w:r>
+        <w:t>广志的便利店还没把这批蛋糕卖给外面的顾客，</w:t>
+      </w:r>
+    </w:p>
+    <w:p>
+      <w:r>
+        <w:t>所以对野原家整体来说，这30万利润根本还没赚到。"</w:t>
+      </w:r>
+    </w:p>
+    <w:p/>
+    <w:p>
+      <w:r>
+        <w:t>合并时，必须做两步抵消：</w:t>
+      </w:r>
+    </w:p>
+    <w:p/>
+    <w:p>
+      <w:r>
+        <w:t>第一步，把内部销售的收入和成本同时删掉：</w:t>
+      </w:r>
+    </w:p>
+    <w:p>
+      <w:r>
+        <w:t>借：营业收入 80万</w:t>
+      </w:r>
+    </w:p>
+    <w:p>
+      <w:r>
+        <w:t>贷：营业成本 80万</w:t>
+      </w:r>
+    </w:p>
+    <w:p/>
+    <w:p>
+      <w:r>
+        <w:t>第二步，把存货里的未实现利润删掉：</w:t>
+      </w:r>
+    </w:p>
+    <w:p>
+      <w:r>
+        <w:t>借：营业成本 30万</w:t>
+      </w:r>
+    </w:p>
+    <w:p>
+      <w:r>
+        <w:t>贷：存货 30万</w:t>
+      </w:r>
+    </w:p>
+    <w:p>
+      <w:r>
+        <w:t>（让存货的账面价值回归到真实成本50万）</w:t>
+      </w:r>
+    </w:p>
+    <w:p/>
+    <w:p>
+      <w:r>
+        <w:t>小新问：那如果广志明年把这批蛋糕卖出去了呢？</w:t>
+      </w:r>
+    </w:p>
+    <w:p/>
+    <w:p>
+      <w:r>
+        <w:t>美冴：那这30万利润就实现了！</w:t>
+      </w:r>
+    </w:p>
+    <w:p>
+      <w:r>
+        <w:t>第二年合并报表时，把上年的调减通过"未分配利润（年初）"冲回：</w:t>
+      </w:r>
+    </w:p>
+    <w:p>
+      <w:r>
+        <w:t>借：存货 30万（恢复账面）</w:t>
+      </w:r>
+    </w:p>
+    <w:p>
+      <w:r>
+        <w:t>贷：未分配利润（年初）30万</w:t>
+      </w:r>
+    </w:p>
+    <w:p/>
+    <w:p>
+      <w:r>
+        <w:t>然后这批蛋糕正常按成本50万结转销售成本，</w:t>
+      </w:r>
+    </w:p>
+    <w:p>
+      <w:r>
+        <w:t>真实利润从卖给外部顾客那一刻才体现出来。</w:t>
+      </w:r>
+    </w:p>
+    <w:p/>
+    <w:p>
+      <w:r>
+        <w:t>小新总结：</w:t>
+      </w:r>
+    </w:p>
+    <w:p>
+      <w:r>
+        <w:t>自家蛋糕店卖给自家便利店，不算真正赚了钱。</w:t>
+      </w:r>
+    </w:p>
+    <w:p>
+      <w:r>
+        <w:t>卖给外面的顾客，才算真正赚了。</w:t>
+      </w:r>
+    </w:p>
+    <w:p/>
+    <w:p>
+      <w:r>
+        <w:t>美冴点了点小新的头：</w:t>
+      </w:r>
+    </w:p>
+    <w:p>
+      <w:r>
+        <w:t>"你比你爸爸聪明多了。"</w:t>
+      </w:r>
+    </w:p>
+    <w:p/>
+    <w:p>
+      <w:r>
+        <w:t>广志在旁边委屈地喝着啤酒。</w:t>
+      </w:r>
+    </w:p>
+    <w:p>
+      <w:r>
+        <w:t>小白摇了摇尾巴。🐶</w:t>
       </w:r>
     </w:p>
     <w:p>
